--- a/dokumentacja.docx
+++ b/dokumentacja.docx
@@ -145,8 +145,280 @@
         </w:drawing>
       </w:r>
     </w:p>
+    <w:p>
+      <w:pPr>
+        <w:pStyle w:val="Nagwek1"/>
+      </w:pPr>
+      <w:r>
+        <w:t>Dzień 2 – 03.06.2026r. (pisanie kodu gry w C++)</w:t>
+      </w:r>
+    </w:p>
+    <w:p/>
+    <w:p>
+      <w:pPr>
+        <w:jc w:val="both"/>
+      </w:pPr>
+      <w:r>
+        <w:t>W mojej grze wykorzystałam trzy biblioteki „iostream”, do obsługi wejścia i wyjścia w programie, „time”, aby wykorzystywać czas i datę oraz „Windows.h”, aby móc obsługiwać klawisze z klawiatury. Następnie dodaje główną funkcje programu, aby mogły w niej się wykonywać funkcje.</w:t>
+      </w:r>
+    </w:p>
+    <w:p>
+      <w:pPr>
+        <w:jc w:val="both"/>
+      </w:pPr>
+      <w:r>
+        <w:rPr>
+          <w:noProof/>
+          <w:lang w:eastAsia="pl-PL"/>
+        </w:rPr>
+        <w:drawing>
+          <wp:inline distT="0" distB="0" distL="0" distR="0">
+            <wp:extent cx="5760720" cy="1657501"/>
+            <wp:effectExtent l="19050" t="0" r="0" b="0"/>
+            <wp:docPr id="4" name="Obraz 4"/>
+            <wp:cNvGraphicFramePr>
+              <a:graphicFrameLocks xmlns:a="http://schemas.openxmlformats.org/drawingml/2006/main" noChangeAspect="1"/>
+            </wp:cNvGraphicFramePr>
+            <a:graphic xmlns:a="http://schemas.openxmlformats.org/drawingml/2006/main">
+              <a:graphicData uri="http://schemas.openxmlformats.org/drawingml/2006/picture">
+                <pic:pic xmlns:pic="http://schemas.openxmlformats.org/drawingml/2006/picture">
+                  <pic:nvPicPr>
+                    <pic:cNvPr id="0" name="Picture 4"/>
+                    <pic:cNvPicPr>
+                      <a:picLocks noChangeAspect="1" noChangeArrowheads="1"/>
+                    </pic:cNvPicPr>
+                  </pic:nvPicPr>
+                  <pic:blipFill>
+                    <a:blip r:embed="rId7"/>
+                    <a:srcRect/>
+                    <a:stretch>
+                      <a:fillRect/>
+                    </a:stretch>
+                  </pic:blipFill>
+                  <pic:spPr bwMode="auto">
+                    <a:xfrm>
+                      <a:off x="0" y="0"/>
+                      <a:ext cx="5760720" cy="1657501"/>
+                    </a:xfrm>
+                    <a:prstGeom prst="rect">
+                      <a:avLst/>
+                    </a:prstGeom>
+                    <a:noFill/>
+                    <a:ln w="9525">
+                      <a:noFill/>
+                      <a:miter lim="800000"/>
+                      <a:headEnd/>
+                      <a:tailEnd/>
+                    </a:ln>
+                  </pic:spPr>
+                </pic:pic>
+              </a:graphicData>
+            </a:graphic>
+          </wp:inline>
+        </w:drawing>
+      </w:r>
+    </w:p>
+    <w:p>
+      <w:pPr>
+        <w:jc w:val="both"/>
+      </w:pPr>
+      <w:r>
+        <w:t xml:space="preserve">W głównej </w:t>
+      </w:r>
+      <w:r>
+        <w:t>funkcji programu zaczynamy od wykorzystania z opcji „srand”, w celu wykorzystania czasu w grze – do losowania losowej liczby. Potem dodajemy stałe liczby całkowite, które mają pokazać granice planszy do gry – 20 kolumn i 10 wierszy, za pomocą których tworzymy dwuwymiarową tablicę 20x10. Tworzymy na początku również zmienną odpowiedzialną za liczenie punktów w grze.</w:t>
+      </w:r>
+    </w:p>
+    <w:p>
+      <w:pPr>
+        <w:jc w:val="both"/>
+      </w:pPr>
+      <w:r>
+        <w:rPr>
+          <w:noProof/>
+          <w:lang w:eastAsia="pl-PL"/>
+        </w:rPr>
+        <w:lastRenderedPageBreak/>
+        <w:drawing>
+          <wp:inline distT="0" distB="0" distL="0" distR="0">
+            <wp:extent cx="5760720" cy="2573989"/>
+            <wp:effectExtent l="19050" t="0" r="0" b="0"/>
+            <wp:docPr id="7" name="Obraz 7"/>
+            <wp:cNvGraphicFramePr>
+              <a:graphicFrameLocks xmlns:a="http://schemas.openxmlformats.org/drawingml/2006/main" noChangeAspect="1"/>
+            </wp:cNvGraphicFramePr>
+            <a:graphic xmlns:a="http://schemas.openxmlformats.org/drawingml/2006/main">
+              <a:graphicData uri="http://schemas.openxmlformats.org/drawingml/2006/picture">
+                <pic:pic xmlns:pic="http://schemas.openxmlformats.org/drawingml/2006/picture">
+                  <pic:nvPicPr>
+                    <pic:cNvPr id="0" name="Picture 7"/>
+                    <pic:cNvPicPr>
+                      <a:picLocks noChangeAspect="1" noChangeArrowheads="1"/>
+                    </pic:cNvPicPr>
+                  </pic:nvPicPr>
+                  <pic:blipFill>
+                    <a:blip r:embed="rId8"/>
+                    <a:srcRect/>
+                    <a:stretch>
+                      <a:fillRect/>
+                    </a:stretch>
+                  </pic:blipFill>
+                  <pic:spPr bwMode="auto">
+                    <a:xfrm>
+                      <a:off x="0" y="0"/>
+                      <a:ext cx="5760720" cy="2573989"/>
+                    </a:xfrm>
+                    <a:prstGeom prst="rect">
+                      <a:avLst/>
+                    </a:prstGeom>
+                    <a:noFill/>
+                    <a:ln w="9525">
+                      <a:noFill/>
+                      <a:miter lim="800000"/>
+                      <a:headEnd/>
+                      <a:tailEnd/>
+                    </a:ln>
+                  </pic:spPr>
+                </pic:pic>
+              </a:graphicData>
+            </a:graphic>
+          </wp:inline>
+        </w:drawing>
+      </w:r>
+    </w:p>
+    <w:p>
+      <w:pPr>
+        <w:jc w:val="both"/>
+      </w:pPr>
+      <w:r>
+        <w:t>Potem tworzymy pętle, która ustawia pozycj</w:t>
+      </w:r>
+      <w:r>
+        <w:t>e spadającego obiektu, żeby pozycja była losowa zarówno kolumna z której spada, jak i wiersz, z którego zaczyna. Dzięki temu spadające obiekty, w tym przypadku „+” i „-”, nie spadają schematycznie i zawsze z tego samego miejsca.</w:t>
+      </w:r>
+    </w:p>
+    <w:p>
+      <w:pPr>
+        <w:jc w:val="both"/>
+      </w:pPr>
+      <w:r>
+        <w:rPr>
+          <w:noProof/>
+          <w:lang w:eastAsia="pl-PL"/>
+        </w:rPr>
+        <w:drawing>
+          <wp:inline distT="0" distB="0" distL="0" distR="0">
+            <wp:extent cx="2917825" cy="873125"/>
+            <wp:effectExtent l="19050" t="0" r="0" b="0"/>
+            <wp:docPr id="10" name="Obraz 10"/>
+            <wp:cNvGraphicFramePr>
+              <a:graphicFrameLocks xmlns:a="http://schemas.openxmlformats.org/drawingml/2006/main" noChangeAspect="1"/>
+            </wp:cNvGraphicFramePr>
+            <a:graphic xmlns:a="http://schemas.openxmlformats.org/drawingml/2006/main">
+              <a:graphicData uri="http://schemas.openxmlformats.org/drawingml/2006/picture">
+                <pic:pic xmlns:pic="http://schemas.openxmlformats.org/drawingml/2006/picture">
+                  <pic:nvPicPr>
+                    <pic:cNvPr id="0" name="Picture 10"/>
+                    <pic:cNvPicPr>
+                      <a:picLocks noChangeAspect="1" noChangeArrowheads="1"/>
+                    </pic:cNvPicPr>
+                  </pic:nvPicPr>
+                  <pic:blipFill>
+                    <a:blip r:embed="rId9"/>
+                    <a:srcRect/>
+                    <a:stretch>
+                      <a:fillRect/>
+                    </a:stretch>
+                  </pic:blipFill>
+                  <pic:spPr bwMode="auto">
+                    <a:xfrm>
+                      <a:off x="0" y="0"/>
+                      <a:ext cx="2917825" cy="873125"/>
+                    </a:xfrm>
+                    <a:prstGeom prst="rect">
+                      <a:avLst/>
+                    </a:prstGeom>
+                    <a:noFill/>
+                    <a:ln w="9525">
+                      <a:noFill/>
+                      <a:miter lim="800000"/>
+                      <a:headEnd/>
+                      <a:tailEnd/>
+                    </a:ln>
+                  </pic:spPr>
+                </pic:pic>
+              </a:graphicData>
+            </a:graphic>
+          </wp:inline>
+        </w:drawing>
+      </w:r>
+    </w:p>
+    <w:p>
+      <w:pPr>
+        <w:jc w:val="both"/>
+      </w:pPr>
+      <w:r>
+        <w:t>Następnie tworzymy pętle, która działa tak długo dopóki liczba punktów nie jest mniejsza od 0. W niej działa „cls”, który za każdym razem czyści obraz z konsoli, żeby można było potem narysować nową klatkę  w grze. Funkcja „t[w-1][x] = ‘O’:” sprawia, że gracz który jest oznaczony literą „O” porusza się tylko w ostatnim wierszu. Następie piszę „int” na wzrost liczby spadających obiektów, co każde 50 punktów, przez co poziom gry jest trudniejszy z każdymi zebranymi 50 punktami.</w:t>
+      </w:r>
+    </w:p>
+    <w:p>
+      <w:pPr>
+        <w:jc w:val="both"/>
+      </w:pPr>
+      <w:r>
+        <w:rPr>
+          <w:noProof/>
+          <w:lang w:eastAsia="pl-PL"/>
+        </w:rPr>
+        <w:drawing>
+          <wp:inline distT="0" distB="0" distL="0" distR="0">
+            <wp:extent cx="5013960" cy="3277235"/>
+            <wp:effectExtent l="19050" t="0" r="0" b="0"/>
+            <wp:docPr id="13" name="Obraz 13"/>
+            <wp:cNvGraphicFramePr>
+              <a:graphicFrameLocks xmlns:a="http://schemas.openxmlformats.org/drawingml/2006/main" noChangeAspect="1"/>
+            </wp:cNvGraphicFramePr>
+            <a:graphic xmlns:a="http://schemas.openxmlformats.org/drawingml/2006/main">
+              <a:graphicData uri="http://schemas.openxmlformats.org/drawingml/2006/picture">
+                <pic:pic xmlns:pic="http://schemas.openxmlformats.org/drawingml/2006/picture">
+                  <pic:nvPicPr>
+                    <pic:cNvPr id="0" name="Picture 13"/>
+                    <pic:cNvPicPr>
+                      <a:picLocks noChangeAspect="1" noChangeArrowheads="1"/>
+                    </pic:cNvPicPr>
+                  </pic:nvPicPr>
+                  <pic:blipFill>
+                    <a:blip r:embed="rId10"/>
+                    <a:srcRect/>
+                    <a:stretch>
+                      <a:fillRect/>
+                    </a:stretch>
+                  </pic:blipFill>
+                  <pic:spPr bwMode="auto">
+                    <a:xfrm>
+                      <a:off x="0" y="0"/>
+                      <a:ext cx="5013960" cy="3277235"/>
+                    </a:xfrm>
+                    <a:prstGeom prst="rect">
+                      <a:avLst/>
+                    </a:prstGeom>
+                    <a:noFill/>
+                    <a:ln w="9525">
+                      <a:noFill/>
+                      <a:miter lim="800000"/>
+                      <a:headEnd/>
+                      <a:tailEnd/>
+                    </a:ln>
+                  </pic:spPr>
+                </pic:pic>
+              </a:graphicData>
+            </a:graphic>
+          </wp:inline>
+        </w:drawing>
+      </w:r>
+    </w:p>
     <w:sectPr>
-      <w:footerReference w:type="default" r:id="rId7"/>
+      <w:footerReference w:type="default" r:id="rId11"/>
       <w:pgSz w:w="11906" w:h="16838"/>
       <w:pgMar w:top="1417" w:right="1417" w:bottom="1417" w:left="1417" w:header="708" w:footer="708" w:gutter="0"/>
       <w:cols w:space="708"/>
@@ -202,7 +474,7 @@
             <w:rPr>
               <w:noProof/>
             </w:rPr>
-            <w:t>2</w:t>
+            <w:t>3</w:t>
           </w:r>
         </w:fldSimple>
       </w:p>
@@ -400,6 +672,7 @@
   <w:style w:type="paragraph" w:default="1" w:styleId="Normalny">
     <w:name w:val="Normal"/>
     <w:qFormat/>
+    <w:rsid w:val="007C5E70"/>
   </w:style>
   <w:style w:type="paragraph" w:styleId="Nagwek1">
     <w:name w:val="heading 1"/>
@@ -422,6 +695,30 @@
       <w:color w:val="365F91" w:themeColor="accent1" w:themeShade="BF"/>
       <w:sz w:val="28"/>
       <w:szCs w:val="28"/>
+    </w:rPr>
+  </w:style>
+  <w:style w:type="paragraph" w:styleId="Nagwek2">
+    <w:name w:val="heading 2"/>
+    <w:basedOn w:val="Normalny"/>
+    <w:next w:val="Normalny"/>
+    <w:link w:val="Nagwek2Znak"/>
+    <w:uiPriority w:val="9"/>
+    <w:unhideWhenUsed/>
+    <w:qFormat/>
+    <w:rsid w:val="001C7FF1"/>
+    <w:pPr>
+      <w:keepNext/>
+      <w:keepLines/>
+      <w:spacing w:before="200" w:after="0"/>
+      <w:outlineLvl w:val="1"/>
+    </w:pPr>
+    <w:rPr>
+      <w:rFonts w:asciiTheme="majorHAnsi" w:eastAsiaTheme="majorEastAsia" w:hAnsiTheme="majorHAnsi" w:cstheme="majorBidi"/>
+      <w:b/>
+      <w:bCs/>
+      <w:color w:val="4F81BD" w:themeColor="accent1"/>
+      <w:sz w:val="26"/>
+      <w:szCs w:val="26"/>
     </w:rPr>
   </w:style>
   <w:style w:type="character" w:default="1" w:styleId="Domylnaczcionkaakapitu">
@@ -581,6 +878,21 @@
     <w:link w:val="Stopka"/>
     <w:uiPriority w:val="99"/>
     <w:rsid w:val="006246EA"/>
+  </w:style>
+  <w:style w:type="character" w:customStyle="1" w:styleId="Nagwek2Znak">
+    <w:name w:val="Nagłówek 2 Znak"/>
+    <w:basedOn w:val="Domylnaczcionkaakapitu"/>
+    <w:link w:val="Nagwek2"/>
+    <w:uiPriority w:val="9"/>
+    <w:rsid w:val="001C7FF1"/>
+    <w:rPr>
+      <w:rFonts w:asciiTheme="majorHAnsi" w:eastAsiaTheme="majorEastAsia" w:hAnsiTheme="majorHAnsi" w:cstheme="majorBidi"/>
+      <w:b/>
+      <w:bCs/>
+      <w:color w:val="4F81BD" w:themeColor="accent1"/>
+      <w:sz w:val="26"/>
+      <w:szCs w:val="26"/>
+    </w:rPr>
   </w:style>
 </w:styles>
 </file>

--- a/dokumentacja.docx
+++ b/dokumentacja.docx
@@ -49,44 +49,23 @@
       </w:pPr>
       <w:r>
         <w:lastRenderedPageBreak/>
-        <w:t>Dzień 1 - 02.06.2026r. ( założenie konta w GitHub)</w:t>
-      </w:r>
-    </w:p>
-    <w:p/>
-    <w:p>
-      <w:pPr>
-        <w:jc w:val="both"/>
-      </w:pPr>
-      <w:r>
-        <w:t xml:space="preserve">Dzisiejszą lekcje informatyki poświęciłam na utworzenie konta do GitHuba, w celu zrobienia środowiska do zamieszczenia mojej pracy projektowej. W tym celu </w:t>
-      </w:r>
-      <w:r>
-        <w:t xml:space="preserve">za pomocą instrukcji zamieszczonej w szkolnej chmurze, postępowałam krok po kroku, aby założyć własne konto osobiste oraz repozytorium, które zostało utworzone, jako publiczne w celu udostępniania linku do niego innym. </w:t>
-      </w:r>
-    </w:p>
-    <w:p>
-      <w:pPr>
-        <w:jc w:val="both"/>
-      </w:pPr>
-      <w:r>
-        <w:t>Następnie dodałam konto użytkownika</w:t>
-      </w:r>
-      <w:r>
-        <w:t xml:space="preserve"> na komputerze i za pomocą wiersza poleceń</w:t>
-      </w:r>
-      <w:r>
-        <w:t>, zamieściłam folder repoz</w:t>
-      </w:r>
-      <w:r>
-        <w:t>ytorium z GitHuba na moim dysku, aby mieć do niego łatwiejszy dostęp.</w:t>
-      </w:r>
-    </w:p>
-    <w:p>
-      <w:pPr>
-        <w:jc w:val="both"/>
-      </w:pPr>
-      <w:r>
-        <w:t>Na sam koniec w folderze umieściłam skrót do dokumentacji technicznej oraz do programu napisanego w C++ (CodeBlocs).</w:t>
+        <w:t>Cele gr</w:t>
+      </w:r>
+      <w:r>
+        <w:t>y</w:t>
+      </w:r>
+    </w:p>
+    <w:p/>
+    <w:p>
+      <w:pPr>
+        <w:jc w:val="both"/>
+      </w:pPr>
+      <w:r>
+        <w:t xml:space="preserve">Gra polega na zbieraniu przez gracza oznaczonego, jako „O”, spadających z góry mapy „+”, dodających mu 10 punktów oraz „-”, które odejmują mu 10 punktów. Celem gry jest zebranie jak największej ilości punktów i nie przegranie, które może nastąpić wtedy, gdy ma się mniej niż </w:t>
+      </w:r>
+      <w:r>
+        <w:br/>
+        <w:t>0 punktów, czyli jest się na tzw. „minusie”. Ważne jest to, że co każde zebrane 50 punktów, poziom gry staje się trudniejszy, ponieważ spada coraz więcej „+” oraz „-” (co 50 punktów jest +1 nowy znak).</w:t>
       </w:r>
     </w:p>
     <w:p>
@@ -98,6 +77,122 @@
           <w:noProof/>
           <w:lang w:eastAsia="pl-PL"/>
         </w:rPr>
+        <w:drawing>
+          <wp:inline distT="0" distB="0" distL="0" distR="0">
+            <wp:extent cx="4633595" cy="2527300"/>
+            <wp:effectExtent l="19050" t="0" r="0" b="0"/>
+            <wp:docPr id="16" name="Obraz 16"/>
+            <wp:cNvGraphicFramePr>
+              <a:graphicFrameLocks xmlns:a="http://schemas.openxmlformats.org/drawingml/2006/main" noChangeAspect="1"/>
+            </wp:cNvGraphicFramePr>
+            <a:graphic xmlns:a="http://schemas.openxmlformats.org/drawingml/2006/main">
+              <a:graphicData uri="http://schemas.openxmlformats.org/drawingml/2006/picture">
+                <pic:pic xmlns:pic="http://schemas.openxmlformats.org/drawingml/2006/picture">
+                  <pic:nvPicPr>
+                    <pic:cNvPr id="0" name="Picture 16"/>
+                    <pic:cNvPicPr>
+                      <a:picLocks noChangeAspect="1" noChangeArrowheads="1"/>
+                    </pic:cNvPicPr>
+                  </pic:nvPicPr>
+                  <pic:blipFill>
+                    <a:blip r:embed="rId6"/>
+                    <a:srcRect/>
+                    <a:stretch>
+                      <a:fillRect/>
+                    </a:stretch>
+                  </pic:blipFill>
+                  <pic:spPr bwMode="auto">
+                    <a:xfrm>
+                      <a:off x="0" y="0"/>
+                      <a:ext cx="4633595" cy="2527300"/>
+                    </a:xfrm>
+                    <a:prstGeom prst="rect">
+                      <a:avLst/>
+                    </a:prstGeom>
+                    <a:noFill/>
+                    <a:ln w="9525">
+                      <a:noFill/>
+                      <a:miter lim="800000"/>
+                      <a:headEnd/>
+                      <a:tailEnd/>
+                    </a:ln>
+                  </pic:spPr>
+                </pic:pic>
+              </a:graphicData>
+            </a:graphic>
+          </wp:inline>
+        </w:drawing>
+      </w:r>
+    </w:p>
+    <w:p>
+      <w:pPr>
+        <w:pStyle w:val="Nagwek1"/>
+      </w:pPr>
+      <w:r>
+        <w:t>Problemy napotkane, podczas pisania kodu</w:t>
+      </w:r>
+    </w:p>
+    <w:p/>
+    <w:p>
+      <w:r>
+        <w:t>Najtrudniejsze w programie gry, było znalezienie rozwiązania, na ruch gracza, który miał się wykonywać po naciśnięciu klawisza „A” i „D”. Do tego musiałam wykorzystać specjalną bibliotekę „widows.h”, która mi to umożliwiła.</w:t>
+      </w:r>
+    </w:p>
+    <w:p>
+      <w:pPr>
+        <w:pStyle w:val="Nagwek1"/>
+      </w:pPr>
+      <w:r>
+        <w:t>Dzień 1 - 02.06.2026r. ( założenie konta w GitHub)</w:t>
+      </w:r>
+    </w:p>
+    <w:p/>
+    <w:p>
+      <w:pPr>
+        <w:jc w:val="both"/>
+      </w:pPr>
+      <w:r>
+        <w:t xml:space="preserve">Dzisiejszą lekcje informatyki poświęciłam na utworzenie konta do GitHuba, w celu zrobienia środowiska do zamieszczenia mojej pracy projektowej. W tym celu </w:t>
+      </w:r>
+      <w:r>
+        <w:t xml:space="preserve">za pomocą instrukcji zamieszczonej w szkolnej chmurze, postępowałam krok po kroku, aby założyć własne konto osobiste oraz repozytorium, które zostało utworzone, jako publiczne w celu udostępniania linku do niego innym. </w:t>
+      </w:r>
+    </w:p>
+    <w:p>
+      <w:pPr>
+        <w:jc w:val="both"/>
+      </w:pPr>
+      <w:r>
+        <w:t>Następnie dodałam konto użytkownika</w:t>
+      </w:r>
+      <w:r>
+        <w:t xml:space="preserve"> na komputerze i za pomocą wiersza poleceń</w:t>
+      </w:r>
+      <w:r>
+        <w:t>, zamieściłam folder repoz</w:t>
+      </w:r>
+      <w:r>
+        <w:t>ytorium z GitHuba na moim dysku, aby mieć do niego łatwiejszy dostęp.</w:t>
+      </w:r>
+    </w:p>
+    <w:p>
+      <w:pPr>
+        <w:jc w:val="both"/>
+      </w:pPr>
+      <w:r>
+        <w:t>Na sam koniec w folderze umieściłam skrót do dokumentacji technicznej oraz do programu napisanego w C++ (CodeBlocs).</w:t>
+      </w:r>
+    </w:p>
+    <w:p>
+      <w:pPr>
+        <w:jc w:val="both"/>
+      </w:pPr>
+      <w:r>
+        <w:rPr>
+          <w:noProof/>
+          <w:lang w:eastAsia="pl-PL"/>
+        </w:rPr>
+        <w:lastRenderedPageBreak/>
         <w:drawing>
           <wp:inline distT="0" distB="0" distL="0" distR="0">
             <wp:extent cx="5760720" cy="1821071"/>
@@ -116,7 +211,7 @@
                     </pic:cNvPicPr>
                   </pic:nvPicPr>
                   <pic:blipFill>
-                    <a:blip r:embed="rId6"/>
+                    <a:blip r:embed="rId7"/>
                     <a:srcRect/>
                     <a:stretch>
                       <a:fillRect/>
@@ -189,7 +284,7 @@
                     </pic:cNvPicPr>
                   </pic:nvPicPr>
                   <pic:blipFill>
-                    <a:blip r:embed="rId7"/>
+                    <a:blip r:embed="rId8"/>
                     <a:srcRect/>
                     <a:stretch>
                       <a:fillRect/>
@@ -238,7 +333,6 @@
           <w:noProof/>
           <w:lang w:eastAsia="pl-PL"/>
         </w:rPr>
-        <w:lastRenderedPageBreak/>
         <w:drawing>
           <wp:inline distT="0" distB="0" distL="0" distR="0">
             <wp:extent cx="5760720" cy="2573989"/>
@@ -257,7 +351,7 @@
                     </pic:cNvPicPr>
                   </pic:nvPicPr>
                   <pic:blipFill>
-                    <a:blip r:embed="rId8"/>
+                    <a:blip r:embed="rId9"/>
                     <a:srcRect/>
                     <a:stretch>
                       <a:fillRect/>
@@ -291,6 +385,7 @@
         <w:jc w:val="both"/>
       </w:pPr>
       <w:r>
+        <w:lastRenderedPageBreak/>
         <w:t>Potem tworzymy pętle, która ustawia pozycj</w:t>
       </w:r>
       <w:r>
@@ -324,7 +419,7 @@
                     </pic:cNvPicPr>
                   </pic:nvPicPr>
                   <pic:blipFill>
-                    <a:blip r:embed="rId9"/>
+                    <a:blip r:embed="rId10"/>
                     <a:srcRect/>
                     <a:stretch>
                       <a:fillRect/>
@@ -372,9 +467,9 @@
         </w:rPr>
         <w:drawing>
           <wp:inline distT="0" distB="0" distL="0" distR="0">
-            <wp:extent cx="5013960" cy="3277235"/>
+            <wp:extent cx="5760720" cy="2658885"/>
             <wp:effectExtent l="19050" t="0" r="0" b="0"/>
-            <wp:docPr id="13" name="Obraz 13"/>
+            <wp:docPr id="5" name="Obraz 10"/>
             <wp:cNvGraphicFramePr>
               <a:graphicFrameLocks xmlns:a="http://schemas.openxmlformats.org/drawingml/2006/main" noChangeAspect="1"/>
             </wp:cNvGraphicFramePr>
@@ -382,13 +477,13 @@
               <a:graphicData uri="http://schemas.openxmlformats.org/drawingml/2006/picture">
                 <pic:pic xmlns:pic="http://schemas.openxmlformats.org/drawingml/2006/picture">
                   <pic:nvPicPr>
-                    <pic:cNvPr id="0" name="Picture 13"/>
+                    <pic:cNvPr id="0" name="Picture 10"/>
                     <pic:cNvPicPr>
                       <a:picLocks noChangeAspect="1" noChangeArrowheads="1"/>
                     </pic:cNvPicPr>
                   </pic:nvPicPr>
                   <pic:blipFill>
-                    <a:blip r:embed="rId10"/>
+                    <a:blip r:embed="rId11"/>
                     <a:srcRect/>
                     <a:stretch>
                       <a:fillRect/>
@@ -397,7 +492,7 @@
                   <pic:spPr bwMode="auto">
                     <a:xfrm>
                       <a:off x="0" y="0"/>
-                      <a:ext cx="5013960" cy="3277235"/>
+                      <a:ext cx="5760720" cy="2658885"/>
                     </a:xfrm>
                     <a:prstGeom prst="rect">
                       <a:avLst/>
@@ -417,8 +512,81 @@
         </w:drawing>
       </w:r>
     </w:p>
+    <w:p>
+      <w:pPr>
+        <w:jc w:val="both"/>
+      </w:pPr>
+    </w:p>
+    <w:p>
+      <w:pPr>
+        <w:jc w:val="both"/>
+      </w:pPr>
+    </w:p>
+    <w:p>
+      <w:pPr>
+        <w:pStyle w:val="Nagwek1"/>
+      </w:pPr>
+      <w:r>
+        <w:t>Dzień 3 – 10.06.2026r. (kończenie całego kodu gry)</w:t>
+      </w:r>
+    </w:p>
+    <w:p/>
+    <w:p>
+      <w:r>
+        <w:rPr>
+          <w:noProof/>
+          <w:lang w:eastAsia="pl-PL"/>
+        </w:rPr>
+        <w:lastRenderedPageBreak/>
+        <w:drawing>
+          <wp:inline distT="0" distB="0" distL="0" distR="0">
+            <wp:extent cx="5760720" cy="4158476"/>
+            <wp:effectExtent l="19050" t="0" r="0" b="0"/>
+            <wp:docPr id="6" name="Obraz 13"/>
+            <wp:cNvGraphicFramePr>
+              <a:graphicFrameLocks xmlns:a="http://schemas.openxmlformats.org/drawingml/2006/main" noChangeAspect="1"/>
+            </wp:cNvGraphicFramePr>
+            <a:graphic xmlns:a="http://schemas.openxmlformats.org/drawingml/2006/main">
+              <a:graphicData uri="http://schemas.openxmlformats.org/drawingml/2006/picture">
+                <pic:pic xmlns:pic="http://schemas.openxmlformats.org/drawingml/2006/picture">
+                  <pic:nvPicPr>
+                    <pic:cNvPr id="0" name="Picture 13"/>
+                    <pic:cNvPicPr>
+                      <a:picLocks noChangeAspect="1" noChangeArrowheads="1"/>
+                    </pic:cNvPicPr>
+                  </pic:nvPicPr>
+                  <pic:blipFill>
+                    <a:blip r:embed="rId12"/>
+                    <a:srcRect/>
+                    <a:stretch>
+                      <a:fillRect/>
+                    </a:stretch>
+                  </pic:blipFill>
+                  <pic:spPr bwMode="auto">
+                    <a:xfrm>
+                      <a:off x="0" y="0"/>
+                      <a:ext cx="5760720" cy="4158476"/>
+                    </a:xfrm>
+                    <a:prstGeom prst="rect">
+                      <a:avLst/>
+                    </a:prstGeom>
+                    <a:noFill/>
+                    <a:ln w="9525">
+                      <a:noFill/>
+                      <a:miter lim="800000"/>
+                      <a:headEnd/>
+                      <a:tailEnd/>
+                    </a:ln>
+                  </pic:spPr>
+                </pic:pic>
+              </a:graphicData>
+            </a:graphic>
+          </wp:inline>
+        </w:drawing>
+      </w:r>
+    </w:p>
     <w:sectPr>
-      <w:footerReference w:type="default" r:id="rId11"/>
+      <w:footerReference w:type="default" r:id="rId13"/>
       <w:pgSz w:w="11906" w:h="16838"/>
       <w:pgMar w:top="1417" w:right="1417" w:bottom="1417" w:left="1417" w:header="708" w:footer="708" w:gutter="0"/>
       <w:cols w:space="708"/>
@@ -474,7 +642,7 @@
             <w:rPr>
               <w:noProof/>
             </w:rPr>
-            <w:t>3</w:t>
+            <w:t>5</w:t>
           </w:r>
         </w:fldSimple>
       </w:p>
